--- a/materialien/Welt2_Rangliste/4_Boss/AQ_W2_Boss2_Turnier.docx
+++ b/materialien/Welt2_Rangliste/4_Boss/AQ_W2_Boss2_Turnier.docx
@@ -83,6 +83,31 @@
                 <w:szCs w:val="21"/>
               </w:rPr>
               <w:t xml:space="preserve">Online-Boss „Das Wettfischen am Drachensee“</w:t>
+            </w:r>
+          </w:p>
+          <w:p>
+            <w:pPr>
+              <w:spacing w:after="0" w:before="0"/>
+            </w:pPr>
+            <w:r>
+              <w:rPr>
+                <w:rFonts w:ascii="Calibri" w:cs="Calibri" w:eastAsia="Calibri" w:hAnsi="Calibri"/>
+                <w:b/>
+                <w:bCs/>
+                <w:sz w:val="21"/>
+                <w:szCs w:val="21"/>
+                <w:color w:val="5B2A86"/>
+              </w:rPr>
+              <w:t xml:space="preserve">Niveau (KC 2017):</w:t>
+            </w:r>
+            <w:r>
+              <w:rPr>
+                <w:rFonts w:ascii="Calibri" w:cs="Calibri" w:eastAsia="Calibri" w:hAnsi="Calibri"/>
+                <w:sz w:val="21"/>
+                <w:szCs w:val="21"/>
+                <w:color w:val="5B2A86"/>
+              </w:rPr>
+              <w:t xml:space="preserve"> Grund- und Leistungskurs – c) und die Analyse in e) (Effizienz) nur Leistungskurs (eA)</w:t>
             </w:r>
           </w:p>
         </w:tc>
@@ -828,7 +853,7 @@
                 <w:sz w:val="22"/>
                 <w:szCs w:val="22"/>
               </w:rPr>
-              <w:t xml:space="preserve">Die Turnierleitung stellt fest: „Das Sortieren von 1000 Schützen hat 0,5 Sekunden gedauert. Bei 2000 Schützen dauert es also etwa 1 Sekunde.“ Beurteilen Sie diese Aussage für den ungünstigsten Fall.</w:t>
+              <w:t xml:space="preserve">Die Turnierleitung stellt fest: „Das Sortieren von 1000 Schützen hat 0,5 Sekunden gedauert. Bei 2000 Schützen dauert es also etwa 1 Sekunde.“ Beurteilen Sie diese Aussage für den ungünstigsten Fall und gehen Sie dabei auch auf den Speicherbedarf der Operation sortieren ein.</w:t>
             </w:r>
           </w:p>
         </w:tc>
@@ -5038,7 +5063,7 @@
           <w:sz w:val="21"/>
           <w:szCs w:val="21"/>
         </w:rPr>
-        <w:t xml:space="preserve">  Vergleiche zählen, ungünstigster Fall, Beurteilung</w:t>
+        <w:t xml:space="preserve">  Vergleiche zählen, ungünstigster Fall, Beurteilung (Operationen und Speicher)</w:t>
       </w:r>
       <w:r>
         <w:rPr>
